--- a/a7/packages/A7 Unit 5 - Multi-Step Proportional Relationships/Lessons/5.10/Keys/A7 5.10 Multi-Step Proportion Problems - Additional Question Bank - Key.docx
+++ b/a7/packages/A7 Unit 5 - Multi-Step Proportional Relationships/Lessons/5.10/Keys/A7 5.10 Multi-Step Proportion Problems - Additional Question Bank - Key.docx
@@ -260,7 +260,7 @@
                 <w:color w:val="1A1A1A"/>
                 <w:sz w:val="22"/>
               </w:rPr>
-              <w:t>A car does 24 miles per gallon with a 15-gal tank. Miles on a full tank?</w:t>
+              <w:t>A car gets 24 miles per gallon with a 15-gal tank. Miles on a full tank?</w:t>
             </w:r>
           </w:p>
           <w:p>
@@ -342,7 +342,7 @@
                 <w:color w:val="1A1A1A"/>
                 <w:sz w:val="22"/>
               </w:rPr>
-              <w:t>That car starts a 1,300-mi trip with a full tank. How many tanks of gas?</w:t>
+              <w:t>That car makes a 1,300-mi trip. How many tanks of gas does it use? (Part of a tank counts as a whole tank.)</w:t>
             </w:r>
           </w:p>
           <w:p>
@@ -730,7 +730,7 @@
                 <w:color w:val="1A1A1A"/>
                 <w:sz w:val="22"/>
               </w:rPr>
-              <w:t>Paint is mixed 2 : 3 : 5. A batch uses 15 gal of the third colour. The whole batch?</w:t>
+              <w:t>Paint is mixed 2 : 3 : 5. A batch uses 15 gal of the third color. The whole batch?</w:t>
             </w:r>
           </w:p>
           <w:p>
@@ -842,7 +842,7 @@
                 <w:color w:val="1A1A1A"/>
                 <w:sz w:val="22"/>
               </w:rPr>
-              <w:t>A car does 35 miles per gallon with a 12-gal tank. It starts a 1,050-mi trip with a full tank. How many tanks of gas does the trip take?</w:t>
+              <w:t>A car gets 35 miles per gallon with a 12-gal tank. It makes a 1,050-mi trip. How many tanks of gas does the trip use? (Part of a tank counts as a whole tank.)</w:t>
             </w:r>
           </w:p>
           <w:p>

--- a/a7/packages/A7 Unit 5 - Multi-Step Proportional Relationships/Lessons/5.10/Keys/A7 5.10 Multi-Step Proportion Problems - Additional Question Bank - Key.docx
+++ b/a7/packages/A7 Unit 5 - Multi-Step Proportional Relationships/Lessons/5.10/Keys/A7 5.10 Multi-Step Proportion Problems - Additional Question Bank - Key.docx
@@ -530,13 +530,47 @@
               <w:t xml:space="preserve">4.   </w:t>
             </w:r>
             <w:r>
+              <w:drawing>
+                <wp:inline xmlns:a="http://schemas.openxmlformats.org/drawingml/2006/main" xmlns:pic="http://schemas.openxmlformats.org/drawingml/2006/picture">
+                  <wp:extent cx="932688" cy="118872"/>
+                  <wp:docPr id="1" name="Picture 1"/>
+                  <wp:cNvGraphicFramePr>
+                    <a:graphicFrameLocks noChangeAspect="1"/>
+                  </wp:cNvGraphicFramePr>
+                  <a:graphic>
+                    <a:graphicData uri="http://schemas.openxmlformats.org/drawingml/2006/picture">
+                      <pic:pic>
+                        <pic:nvPicPr>
+                          <pic:cNvPr id="0" name="0e76ab3bbdebbfa3.png"/>
+                          <pic:cNvPicPr/>
+                        </pic:nvPicPr>
+                        <pic:blipFill>
+                          <a:blip r:embed="rId9"/>
+                          <a:stretch>
+                            <a:fillRect/>
+                          </a:stretch>
+                        </pic:blipFill>
+                        <pic:spPr>
+                          <a:xfrm>
+                            <a:off x="0" y="0"/>
+                            <a:ext cx="932688" cy="118872"/>
+                          </a:xfrm>
+                          <a:prstGeom prst="rect"/>
+                        </pic:spPr>
+                      </pic:pic>
+                    </a:graphicData>
+                  </a:graphic>
+                </wp:inline>
+              </w:drawing>
+            </w:r>
+            <w:r>
               <w:rPr>
                 <w:b w:val="0"/>
                 <w:i w:val="0"/>
                 <w:color w:val="1A1A1A"/>
                 <w:sz w:val="22"/>
               </w:rPr>
-              <w:t>1 km = 0.62 mi. Car A: 90 km/h. Car B: 60 mi/h. Which is faster? Show both in mi/h.</w:t>
+              <w:t>. Car A: 90 km/h. Car B: 60 mi/h. Which is faster? Show both in mi/h.</w:t>
             </w:r>
           </w:p>
           <w:p>
@@ -730,7 +764,50 @@
                 <w:color w:val="1A1A1A"/>
                 <w:sz w:val="22"/>
               </w:rPr>
-              <w:t>Paint is mixed 2 : 3 : 5. A batch uses 15 gal of the third color. The whole batch?</w:t>
+              <w:t xml:space="preserve">Paint is mixed </w:t>
+            </w:r>
+            <w:r>
+              <w:drawing>
+                <wp:inline xmlns:a="http://schemas.openxmlformats.org/drawingml/2006/main" xmlns:pic="http://schemas.openxmlformats.org/drawingml/2006/picture">
+                  <wp:extent cx="420624" cy="118872"/>
+                  <wp:docPr id="2" name="Picture 2"/>
+                  <wp:cNvGraphicFramePr>
+                    <a:graphicFrameLocks noChangeAspect="1"/>
+                  </wp:cNvGraphicFramePr>
+                  <a:graphic>
+                    <a:graphicData uri="http://schemas.openxmlformats.org/drawingml/2006/picture">
+                      <pic:pic>
+                        <pic:nvPicPr>
+                          <pic:cNvPr id="0" name="1e2b4ee802091a90.png"/>
+                          <pic:cNvPicPr/>
+                        </pic:nvPicPr>
+                        <pic:blipFill>
+                          <a:blip r:embed="rId10"/>
+                          <a:stretch>
+                            <a:fillRect/>
+                          </a:stretch>
+                        </pic:blipFill>
+                        <pic:spPr>
+                          <a:xfrm>
+                            <a:off x="0" y="0"/>
+                            <a:ext cx="420624" cy="118872"/>
+                          </a:xfrm>
+                          <a:prstGeom prst="rect"/>
+                        </pic:spPr>
+                      </pic:pic>
+                    </a:graphicData>
+                  </a:graphic>
+                </wp:inline>
+              </w:drawing>
+            </w:r>
+            <w:r>
+              <w:rPr>
+                <w:b w:val="0"/>
+                <w:i w:val="0"/>
+                <w:color w:val="1A1A1A"/>
+                <w:sz w:val="22"/>
+              </w:rPr>
+              <w:t>. A batch uses 15 gal of the third color. The whole batch?</w:t>
             </w:r>
           </w:p>
           <w:p>
